--- a/eng/docx/003.content.docx
+++ b/eng/docx/003.content.docx
@@ -19,7 +19,7 @@
         <w:rPr>
           <w:lang w:val="en_US" w:bidi="en_US"/>
         </w:rPr>
-        <w:t>Resource: Tyndale Open Study Notes</w:t>
+        <w:t>Resource: Aquifer Open Study Notes (Profiles)</w:t>
       </w:r>
       <w:r>
         <w:rPr>
@@ -112,7 +112,7 @@
         <w:rPr>
           <w:lang w:val="en_US" w:bidi="en_US"/>
         </w:rPr>
-        <w:t>Tyndale Open Study Notes</w:t>
+        <w:t>Aquifer Open Study Notes (Profiles)</w:t>
       </w:r>
     </w:p>
     <w:p>

--- a/eng/docx/003.content.docx
+++ b/eng/docx/003.content.docx
@@ -233,54 +233,36 @@
         </w:rPr>
         <w:t>Caleb is an inspiring example of faith in God. He was the son of Jephunneh the Kenizzite (</w:t>
       </w:r>
-      <w:hyperlink r:id="rId13">
-        <w:r>
-          <w:rPr>
-            <w:lang w:val="en_US" w:bidi="en_US"/>
-          </w:rPr>
-          <w:rPr>
-            <w:color w:val="0000EE"/>
-            <w:u w:val="single"/>
-          </w:rPr>
-          <w:t>Joshua 14:6</w:t>
-        </w:r>
-      </w:hyperlink>
+      <w:r>
+        <w:rPr>
+          <w:lang w:val="en_US" w:bidi="en_US"/>
+        </w:rPr>
+        <w:t>Joshua 14:6</w:t>
+      </w:r>
       <w:r>
         <w:rPr>
           <w:lang w:val="en_US" w:bidi="en_US"/>
         </w:rPr>
         <w:t xml:space="preserve">; </w:t>
       </w:r>
-      <w:hyperlink r:id="rId14">
-        <w:r>
-          <w:rPr>
-            <w:lang w:val="en_US" w:bidi="en_US"/>
-          </w:rPr>
-          <w:rPr>
-            <w:color w:val="0000EE"/>
-            <w:u w:val="single"/>
-          </w:rPr>
-          <w:t>Numbers 32:12</w:t>
-        </w:r>
-      </w:hyperlink>
+      <w:r>
+        <w:rPr>
+          <w:lang w:val="en_US" w:bidi="en_US"/>
+        </w:rPr>
+        <w:t>Numbers 32:12</w:t>
+      </w:r>
       <w:r>
         <w:rPr>
           <w:lang w:val="en_US" w:bidi="en_US"/>
         </w:rPr>
         <w:t xml:space="preserve">). The Kenizzites lived in the Negev, the southern desert region of Canaan (see </w:t>
       </w:r>
-      <w:hyperlink r:id="rId15">
-        <w:r>
-          <w:rPr>
-            <w:lang w:val="en_US" w:bidi="en_US"/>
-          </w:rPr>
-          <w:rPr>
-            <w:color w:val="0000EE"/>
-            <w:u w:val="single"/>
-          </w:rPr>
-          <w:t>Genesis 15:18–21</w:t>
-        </w:r>
-      </w:hyperlink>
+      <w:r>
+        <w:rPr>
+          <w:lang w:val="en_US" w:bidi="en_US"/>
+        </w:rPr>
+        <w:t>Genesis 15:18–21</w:t>
+      </w:r>
       <w:r>
         <w:rPr>
           <w:lang w:val="en_US" w:bidi="en_US"/>
@@ -301,54 +283,36 @@
         </w:rPr>
         <w:t>Caleb first appears as one of the twelve spies Moses sent to explore the land of Canaan. Upon returning, all twelve confirmed the land was impressive, but ten of the scouts focused on its fearsome residents (</w:t>
       </w:r>
-      <w:hyperlink r:id="rId16">
-        <w:r>
-          <w:rPr>
-            <w:lang w:val="en_US" w:bidi="en_US"/>
-          </w:rPr>
-          <w:rPr>
-            <w:color w:val="0000EE"/>
-            <w:u w:val="single"/>
-          </w:rPr>
-          <w:t>Numbers 13:31–33</w:t>
-        </w:r>
-      </w:hyperlink>
+      <w:r>
+        <w:rPr>
+          <w:lang w:val="en_US" w:bidi="en_US"/>
+        </w:rPr>
+        <w:t>Numbers 13:31–33</w:t>
+      </w:r>
       <w:r>
         <w:rPr>
           <w:lang w:val="en_US" w:bidi="en_US"/>
         </w:rPr>
         <w:t>). Only Joshua and Caleb believed that God would help Israel conquer the Canaanites (</w:t>
       </w:r>
-      <w:hyperlink r:id="rId17">
-        <w:r>
-          <w:rPr>
-            <w:lang w:val="en_US" w:bidi="en_US"/>
-          </w:rPr>
-          <w:rPr>
-            <w:color w:val="0000EE"/>
-            <w:u w:val="single"/>
-          </w:rPr>
-          <w:t>Numbers 14:6–9</w:t>
-        </w:r>
-      </w:hyperlink>
+      <w:r>
+        <w:rPr>
+          <w:lang w:val="en_US" w:bidi="en_US"/>
+        </w:rPr>
+        <w:t>Numbers 14:6–9</w:t>
+      </w:r>
       <w:r>
         <w:rPr>
           <w:lang w:val="en_US" w:bidi="en_US"/>
         </w:rPr>
         <w:t>), advising the Israelites to take the land immediately (</w:t>
       </w:r>
-      <w:hyperlink r:id="rId18">
-        <w:r>
-          <w:rPr>
-            <w:lang w:val="en_US" w:bidi="en_US"/>
-          </w:rPr>
-          <w:rPr>
-            <w:color w:val="0000EE"/>
-            <w:u w:val="single"/>
-          </w:rPr>
-          <w:t>Numbers 13:30</w:t>
-        </w:r>
-      </w:hyperlink>
+      <w:r>
+        <w:rPr>
+          <w:lang w:val="en_US" w:bidi="en_US"/>
+        </w:rPr>
+        <w:t>Numbers 13:30</w:t>
+      </w:r>
       <w:r>
         <w:rPr>
           <w:lang w:val="en_US" w:bidi="en_US"/>
@@ -369,36 +333,24 @@
         </w:rPr>
         <w:t>The people wanted to stone Caleb and Joshua (</w:t>
       </w:r>
-      <w:hyperlink r:id="rId19">
-        <w:r>
-          <w:rPr>
-            <w:lang w:val="en_US" w:bidi="en_US"/>
-          </w:rPr>
-          <w:rPr>
-            <w:color w:val="0000EE"/>
-            <w:u w:val="single"/>
-          </w:rPr>
-          <w:t>Numbers 14:10</w:t>
-        </w:r>
-      </w:hyperlink>
+      <w:r>
+        <w:rPr>
+          <w:lang w:val="en_US" w:bidi="en_US"/>
+        </w:rPr>
+        <w:t>Numbers 14:10</w:t>
+      </w:r>
       <w:r>
         <w:rPr>
           <w:lang w:val="en_US" w:bidi="en_US"/>
         </w:rPr>
         <w:t>). But God protected them and punished the people (</w:t>
       </w:r>
-      <w:hyperlink r:id="rId20">
-        <w:r>
-          <w:rPr>
-            <w:lang w:val="en_US" w:bidi="en_US"/>
-          </w:rPr>
-          <w:rPr>
-            <w:color w:val="0000EE"/>
-            <w:u w:val="single"/>
-          </w:rPr>
-          <w:t>Numbers 14:11–38</w:t>
-        </w:r>
-      </w:hyperlink>
+      <w:r>
+        <w:rPr>
+          <w:lang w:val="en_US" w:bidi="en_US"/>
+        </w:rPr>
+        <w:t>Numbers 14:11–38</w:t>
+      </w:r>
       <w:r>
         <w:rPr>
           <w:lang w:val="en_US" w:bidi="en_US"/>
@@ -419,72 +371,48 @@
         </w:rPr>
         <w:t>After many years in the wilderness and fighting many battles, Caleb received his inheritance in the land (</w:t>
       </w:r>
-      <w:hyperlink r:id="rId21">
-        <w:r>
-          <w:rPr>
-            <w:lang w:val="en_US" w:bidi="en_US"/>
-          </w:rPr>
-          <w:rPr>
-            <w:color w:val="0000EE"/>
-            <w:u w:val="single"/>
-          </w:rPr>
-          <w:t>Joshua 14:6–15</w:t>
-        </w:r>
-      </w:hyperlink>
+      <w:r>
+        <w:rPr>
+          <w:lang w:val="en_US" w:bidi="en_US"/>
+        </w:rPr>
+        <w:t>Joshua 14:6–15</w:t>
+      </w:r>
       <w:r>
         <w:rPr>
           <w:lang w:val="en_US" w:bidi="en_US"/>
         </w:rPr>
         <w:t>). Caleb's faith remained strong over forty-five years. His story shows his character and firm faith in God. Although Caleb was eighty-five years old, he was still strong and able to fight. Caleb took Hebron as his land by driving out the giant Anakites who had scared the earlier scouts (</w:t>
       </w:r>
-      <w:hyperlink r:id="rId22">
-        <w:r>
-          <w:rPr>
-            <w:lang w:val="en_US" w:bidi="en_US"/>
-          </w:rPr>
-          <w:rPr>
-            <w:color w:val="0000EE"/>
-            <w:u w:val="single"/>
-          </w:rPr>
-          <w:t>Joshua 15:13–14</w:t>
-        </w:r>
-      </w:hyperlink>
+      <w:r>
+        <w:rPr>
+          <w:lang w:val="en_US" w:bidi="en_US"/>
+        </w:rPr>
+        <w:t>Joshua 15:13–14</w:t>
+      </w:r>
       <w:r>
         <w:rPr>
           <w:lang w:val="en_US" w:bidi="en_US"/>
         </w:rPr>
         <w:t xml:space="preserve">; see </w:t>
       </w:r>
-      <w:hyperlink r:id="rId23">
-        <w:r>
-          <w:rPr>
-            <w:lang w:val="en_US" w:bidi="en_US"/>
-          </w:rPr>
-          <w:rPr>
-            <w:color w:val="0000EE"/>
-            <w:u w:val="single"/>
-          </w:rPr>
-          <w:t>Numbers 13:28</w:t>
-        </w:r>
-      </w:hyperlink>
+      <w:r>
+        <w:rPr>
+          <w:lang w:val="en_US" w:bidi="en_US"/>
+        </w:rPr>
+        <w:t>Numbers 13:28</w:t>
+      </w:r>
       <w:r>
         <w:rPr>
           <w:lang w:val="en_US" w:bidi="en_US"/>
         </w:rPr>
         <w:t xml:space="preserve">, </w:t>
       </w:r>
-      <w:hyperlink r:id="rId24">
-        <w:r>
-          <w:rPr>
-            <w:lang w:val="en_US" w:bidi="en_US"/>
-          </w:rPr>
-          <w:rPr>
-            <w:color w:val="0000EE"/>
-            <w:u w:val="single"/>
-          </w:rPr>
-          <w:t>33</w:t>
-        </w:r>
-      </w:hyperlink>
+      <w:r>
+        <w:rPr>
+          <w:lang w:val="en_US" w:bidi="en_US"/>
+        </w:rPr>
+        <w:t>33</w:t>
+      </w:r>
       <w:r>
         <w:rPr>
           <w:lang w:val="en_US" w:bidi="en_US"/>
@@ -505,36 +433,24 @@
         </w:rPr>
         <w:t>Caleb lived in the city of Hebron, which was about twenty miles south of Jerusalem. This city was close to where the Kenizzite people lived. Later, Hebron became a special city where the Levites (priests) lived and where people could go for safety (</w:t>
       </w:r>
-      <w:hyperlink r:id="rId25">
-        <w:r>
-          <w:rPr>
-            <w:lang w:val="en_US" w:bidi="en_US"/>
-          </w:rPr>
-          <w:rPr>
-            <w:color w:val="0000EE"/>
-            <w:u w:val="single"/>
-          </w:rPr>
-          <w:t>Joshua 21:13</w:t>
-        </w:r>
-      </w:hyperlink>
+      <w:r>
+        <w:rPr>
+          <w:lang w:val="en_US" w:bidi="en_US"/>
+        </w:rPr>
+        <w:t>Joshua 21:13</w:t>
+      </w:r>
       <w:r>
         <w:rPr>
           <w:lang w:val="en_US" w:bidi="en_US"/>
         </w:rPr>
         <w:t xml:space="preserve">; </w:t>
       </w:r>
-      <w:hyperlink r:id="rId26">
-        <w:r>
-          <w:rPr>
-            <w:lang w:val="en_US" w:bidi="en_US"/>
-          </w:rPr>
-          <w:rPr>
-            <w:color w:val="0000EE"/>
-            <w:u w:val="single"/>
-          </w:rPr>
-          <w:t>1 Chronicles 6:54–57</w:t>
-        </w:r>
-      </w:hyperlink>
+      <w:r>
+        <w:rPr>
+          <w:lang w:val="en_US" w:bidi="en_US"/>
+        </w:rPr>
+        <w:t>1 Chronicles 6:54–57</w:t>
+      </w:r>
       <w:r>
         <w:rPr>
           <w:lang w:val="en_US" w:bidi="en_US"/>
@@ -578,180 +494,120 @@
           <w:lang w:val="en_US" w:bidi="en_US"/>
         </w:rPr>
       </w:r>
-      <w:hyperlink r:id="rId27">
-        <w:r>
-          <w:rPr>
-            <w:lang w:val="en_US" w:bidi="en_US"/>
-          </w:rPr>
-          <w:rPr>
-            <w:color w:val="0000EE"/>
-            <w:u w:val="single"/>
-          </w:rPr>
-          <w:t>Numbers 13:1–14:38</w:t>
-        </w:r>
-      </w:hyperlink>
+      <w:r>
+        <w:rPr>
+          <w:lang w:val="en_US" w:bidi="en_US"/>
+        </w:rPr>
+        <w:t>Numbers 13:1–14:38</w:t>
+      </w:r>
       <w:r>
         <w:rPr>
           <w:lang w:val="en_US" w:bidi="en_US"/>
         </w:rPr>
         <w:t xml:space="preserve">; </w:t>
       </w:r>
-      <w:hyperlink r:id="rId28">
-        <w:r>
-          <w:rPr>
-            <w:lang w:val="en_US" w:bidi="en_US"/>
-          </w:rPr>
-          <w:rPr>
-            <w:color w:val="0000EE"/>
-            <w:u w:val="single"/>
-          </w:rPr>
-          <w:t>26:65</w:t>
-        </w:r>
-      </w:hyperlink>
+      <w:r>
+        <w:rPr>
+          <w:lang w:val="en_US" w:bidi="en_US"/>
+        </w:rPr>
+        <w:t>26:65</w:t>
+      </w:r>
       <w:r>
         <w:rPr>
           <w:lang w:val="en_US" w:bidi="en_US"/>
         </w:rPr>
         <w:t xml:space="preserve">; </w:t>
       </w:r>
-      <w:hyperlink r:id="rId14">
-        <w:r>
-          <w:rPr>
-            <w:lang w:val="en_US" w:bidi="en_US"/>
-          </w:rPr>
-          <w:rPr>
-            <w:color w:val="0000EE"/>
-            <w:u w:val="single"/>
-          </w:rPr>
-          <w:t>32:12</w:t>
-        </w:r>
-      </w:hyperlink>
+      <w:r>
+        <w:rPr>
+          <w:lang w:val="en_US" w:bidi="en_US"/>
+        </w:rPr>
+        <w:t>32:12</w:t>
+      </w:r>
       <w:r>
         <w:rPr>
           <w:lang w:val="en_US" w:bidi="en_US"/>
         </w:rPr>
         <w:t xml:space="preserve">; </w:t>
       </w:r>
-      <w:hyperlink r:id="rId29">
-        <w:r>
-          <w:rPr>
-            <w:lang w:val="en_US" w:bidi="en_US"/>
-          </w:rPr>
-          <w:rPr>
-            <w:color w:val="0000EE"/>
-            <w:u w:val="single"/>
-          </w:rPr>
-          <w:t>34:19</w:t>
-        </w:r>
-      </w:hyperlink>
+      <w:r>
+        <w:rPr>
+          <w:lang w:val="en_US" w:bidi="en_US"/>
+        </w:rPr>
+        <w:t>34:19</w:t>
+      </w:r>
       <w:r>
         <w:rPr>
           <w:lang w:val="en_US" w:bidi="en_US"/>
         </w:rPr>
         <w:t xml:space="preserve">; </w:t>
       </w:r>
-      <w:hyperlink r:id="rId30">
-        <w:r>
-          <w:rPr>
-            <w:lang w:val="en_US" w:bidi="en_US"/>
-          </w:rPr>
-          <w:rPr>
-            <w:color w:val="0000EE"/>
-            <w:u w:val="single"/>
-          </w:rPr>
-          <w:t>Deuteronomy 1:36</w:t>
-        </w:r>
-      </w:hyperlink>
+      <w:r>
+        <w:rPr>
+          <w:lang w:val="en_US" w:bidi="en_US"/>
+        </w:rPr>
+        <w:t>Deuteronomy 1:36</w:t>
+      </w:r>
       <w:r>
         <w:rPr>
           <w:lang w:val="en_US" w:bidi="en_US"/>
         </w:rPr>
         <w:t xml:space="preserve">; </w:t>
       </w:r>
-      <w:hyperlink r:id="rId21">
-        <w:r>
-          <w:rPr>
-            <w:lang w:val="en_US" w:bidi="en_US"/>
-          </w:rPr>
-          <w:rPr>
-            <w:color w:val="0000EE"/>
-            <w:u w:val="single"/>
-          </w:rPr>
-          <w:t>Joshua 14:6–15</w:t>
-        </w:r>
-      </w:hyperlink>
+      <w:r>
+        <w:rPr>
+          <w:lang w:val="en_US" w:bidi="en_US"/>
+        </w:rPr>
+        <w:t>Joshua 14:6–15</w:t>
+      </w:r>
       <w:r>
         <w:rPr>
           <w:lang w:val="en_US" w:bidi="en_US"/>
         </w:rPr>
         <w:t xml:space="preserve">; </w:t>
       </w:r>
-      <w:hyperlink r:id="rId31">
-        <w:r>
-          <w:rPr>
-            <w:lang w:val="en_US" w:bidi="en_US"/>
-          </w:rPr>
-          <w:rPr>
-            <w:color w:val="0000EE"/>
-            <w:u w:val="single"/>
-          </w:rPr>
-          <w:t>15:13–19</w:t>
-        </w:r>
-      </w:hyperlink>
+      <w:r>
+        <w:rPr>
+          <w:lang w:val="en_US" w:bidi="en_US"/>
+        </w:rPr>
+        <w:t>15:13–19</w:t>
+      </w:r>
       <w:r>
         <w:rPr>
           <w:lang w:val="en_US" w:bidi="en_US"/>
         </w:rPr>
         <w:t xml:space="preserve">; </w:t>
       </w:r>
-      <w:hyperlink r:id="rId32">
-        <w:r>
-          <w:rPr>
-            <w:lang w:val="en_US" w:bidi="en_US"/>
-          </w:rPr>
-          <w:rPr>
-            <w:color w:val="0000EE"/>
-            <w:u w:val="single"/>
-          </w:rPr>
-          <w:t>Judges 1:11–15</w:t>
-        </w:r>
-      </w:hyperlink>
+      <w:r>
+        <w:rPr>
+          <w:lang w:val="en_US" w:bidi="en_US"/>
+        </w:rPr>
+        <w:t>Judges 1:11–15</w:t>
+      </w:r>
       <w:r>
         <w:rPr>
           <w:lang w:val="en_US" w:bidi="en_US"/>
         </w:rPr>
         <w:t xml:space="preserve">, </w:t>
       </w:r>
-      <w:hyperlink r:id="rId33">
-        <w:r>
-          <w:rPr>
-            <w:lang w:val="en_US" w:bidi="en_US"/>
-          </w:rPr>
-          <w:rPr>
-            <w:color w:val="0000EE"/>
-            <w:u w:val="single"/>
-          </w:rPr>
-          <w:t>20</w:t>
-        </w:r>
-      </w:hyperlink>
+      <w:r>
+        <w:rPr>
+          <w:lang w:val="en_US" w:bidi="en_US"/>
+        </w:rPr>
+        <w:t>20</w:t>
+      </w:r>
       <w:r>
         <w:rPr>
           <w:lang w:val="en_US" w:bidi="en_US"/>
         </w:rPr>
         <w:t xml:space="preserve">; </w:t>
       </w:r>
-      <w:hyperlink r:id="rId34">
-        <w:r>
-          <w:rPr>
-            <w:lang w:val="en_US" w:bidi="en_US"/>
-          </w:rPr>
-          <w:rPr>
-            <w:color w:val="0000EE"/>
-            <w:u w:val="single"/>
-          </w:rPr>
-          <w:t>1 Chronicles 4:15</w:t>
-        </w:r>
-      </w:hyperlink>
+      <w:r>
+        <w:rPr>
+          <w:lang w:val="en_US" w:bidi="en_US"/>
+        </w:rPr>
+        <w:t>1 Chronicles 4:15</w:t>
+      </w:r>
       <w:r>
         <w:rPr>
           <w:lang w:val="en_US" w:bidi="en_US"/>
@@ -828,36 +684,24 @@
         </w:rPr>
         <w:t>Corinth drew tradespeople from around the world, but it also became known for luxury, indulgence, and vice. The city had a reputation for promiscuity and prostitution, so much so that the verb “Corinthianize” meant engaging in immoral sexual behavior. The church in Corinth experienced challenges with sexual immorality (</w:t>
       </w:r>
-      <w:hyperlink r:id="rId35">
-        <w:r>
-          <w:rPr>
-            <w:lang w:val="en_US" w:bidi="en_US"/>
-          </w:rPr>
-          <w:rPr>
-            <w:color w:val="0000EE"/>
-            <w:u w:val="single"/>
-          </w:rPr>
-          <w:t>1 Corinthians 5:1–13</w:t>
-        </w:r>
-      </w:hyperlink>
+      <w:r>
+        <w:rPr>
+          <w:lang w:val="en_US" w:bidi="en_US"/>
+        </w:rPr>
+        <w:t>1 Corinthians 5:1–13</w:t>
+      </w:r>
       <w:r>
         <w:rPr>
           <w:lang w:val="en_US" w:bidi="en_US"/>
         </w:rPr>
         <w:t xml:space="preserve">; </w:t>
       </w:r>
-      <w:hyperlink r:id="rId36">
-        <w:r>
-          <w:rPr>
-            <w:lang w:val="en_US" w:bidi="en_US"/>
-          </w:rPr>
-          <w:rPr>
-            <w:color w:val="0000EE"/>
-            <w:u w:val="single"/>
-          </w:rPr>
-          <w:t>6:12–20</w:t>
-        </w:r>
-      </w:hyperlink>
+      <w:r>
+        <w:rPr>
+          <w:lang w:val="en_US" w:bidi="en_US"/>
+        </w:rPr>
+        <w:t>6:12–20</w:t>
+      </w:r>
       <w:r>
         <w:rPr>
           <w:lang w:val="en_US" w:bidi="en_US"/>
@@ -878,18 +722,12 @@
         </w:rPr>
         <w:t>Corinth was also important because of the Isthmian Games, which began in 523 BC and took place every two years. The events focused on three types: equestrian, gymnastic, and musical. By the New Testament period, the games included chariot racing and other Roman shows, along with traditional Greek competitions. Paul referred to these athletic contests, mentioning both running and boxing (</w:t>
       </w:r>
-      <w:hyperlink r:id="rId37">
-        <w:r>
-          <w:rPr>
-            <w:lang w:val="en_US" w:bidi="en_US"/>
-          </w:rPr>
-          <w:rPr>
-            <w:color w:val="0000EE"/>
-            <w:u w:val="single"/>
-          </w:rPr>
-          <w:t>1 Corinthians 9:24–26</w:t>
-        </w:r>
-      </w:hyperlink>
+      <w:r>
+        <w:rPr>
+          <w:lang w:val="en_US" w:bidi="en_US"/>
+        </w:rPr>
+        <w:t>1 Corinthians 9:24–26</w:t>
+      </w:r>
       <w:r>
         <w:rPr>
           <w:lang w:val="en_US" w:bidi="en_US"/>
@@ -910,18 +748,12 @@
         </w:rPr>
         <w:t>In most Roman cities, marble temples dominated the landscape. Worshiping the gods and attending their feasts were important parts of life in Corinth. The Corinthian church struggled with these pagan feasts (</w:t>
       </w:r>
-      <w:hyperlink r:id="rId38">
-        <w:r>
-          <w:rPr>
-            <w:lang w:val="en_US" w:bidi="en_US"/>
-          </w:rPr>
-          <w:rPr>
-            <w:color w:val="0000EE"/>
-            <w:u w:val="single"/>
-          </w:rPr>
-          <w:t>1 Corinthians 8:1–10:33</w:t>
-        </w:r>
-      </w:hyperlink>
+      <w:r>
+        <w:rPr>
+          <w:lang w:val="en_US" w:bidi="en_US"/>
+        </w:rPr>
+        <w:t>1 Corinthians 8:1–10:33</w:t>
+      </w:r>
       <w:r>
         <w:rPr>
           <w:lang w:val="en_US" w:bidi="en_US"/>
@@ -942,54 +774,36 @@
         </w:rPr>
         <w:t xml:space="preserve">A large group of displaced Jews also settled in the city. Many may have arrived after Emperor Claudius expelled Jews from Rome (see </w:t>
       </w:r>
-      <w:hyperlink r:id="rId39">
-        <w:r>
-          <w:rPr>
-            <w:lang w:val="en_US" w:bidi="en_US"/>
-          </w:rPr>
-          <w:rPr>
-            <w:color w:val="0000EE"/>
-            <w:u w:val="single"/>
-          </w:rPr>
-          <w:t>Acts 18:2</w:t>
-        </w:r>
-      </w:hyperlink>
+      <w:r>
+        <w:rPr>
+          <w:lang w:val="en_US" w:bidi="en_US"/>
+        </w:rPr>
+        <w:t>Acts 18:2</w:t>
+      </w:r>
       <w:r>
         <w:rPr>
           <w:lang w:val="en_US" w:bidi="en_US"/>
         </w:rPr>
         <w:t>). When Paul traveled to Corinth on his second missionary journey, he met Aquila and Priscilla. They became his close friends and co-workers (</w:t>
       </w:r>
-      <w:hyperlink r:id="rId40">
-        <w:r>
-          <w:rPr>
-            <w:lang w:val="en_US" w:bidi="en_US"/>
-          </w:rPr>
-          <w:rPr>
-            <w:color w:val="0000EE"/>
-            <w:u w:val="single"/>
-          </w:rPr>
-          <w:t>Acts 18:1–3</w:t>
-        </w:r>
-      </w:hyperlink>
+      <w:r>
+        <w:rPr>
+          <w:lang w:val="en_US" w:bidi="en_US"/>
+        </w:rPr>
+        <w:t>Acts 18:1–3</w:t>
+      </w:r>
       <w:r>
         <w:rPr>
           <w:lang w:val="en_US" w:bidi="en_US"/>
         </w:rPr>
         <w:t>). Paul stayed in Corinth for over a year and a half, teaching the word of God (</w:t>
       </w:r>
-      <w:hyperlink r:id="rId41">
-        <w:r>
-          <w:rPr>
-            <w:lang w:val="en_US" w:bidi="en_US"/>
-          </w:rPr>
-          <w:rPr>
-            <w:color w:val="0000EE"/>
-            <w:u w:val="single"/>
-          </w:rPr>
-          <w:t>Acts 18:11</w:t>
-        </w:r>
-      </w:hyperlink>
+      <w:r>
+        <w:rPr>
+          <w:lang w:val="en_US" w:bidi="en_US"/>
+        </w:rPr>
+        <w:t>Acts 18:11</w:t>
+      </w:r>
       <w:r>
         <w:rPr>
           <w:lang w:val="en_US" w:bidi="en_US"/>
@@ -1033,108 +847,72 @@
           <w:lang w:val="en_US" w:bidi="en_US"/>
         </w:rPr>
       </w:r>
-      <w:hyperlink r:id="rId42">
-        <w:r>
-          <w:rPr>
-            <w:lang w:val="en_US" w:bidi="en_US"/>
-          </w:rPr>
-          <w:rPr>
-            <w:color w:val="0000EE"/>
-            <w:u w:val="single"/>
-          </w:rPr>
-          <w:t>Acts 18:1–18</w:t>
-        </w:r>
-      </w:hyperlink>
+      <w:r>
+        <w:rPr>
+          <w:lang w:val="en_US" w:bidi="en_US"/>
+        </w:rPr>
+        <w:t>Acts 18:1–18</w:t>
+      </w:r>
       <w:r>
         <w:rPr>
           <w:lang w:val="en_US" w:bidi="en_US"/>
         </w:rPr>
         <w:t xml:space="preserve">; </w:t>
       </w:r>
-      <w:hyperlink r:id="rId43">
-        <w:r>
-          <w:rPr>
-            <w:lang w:val="en_US" w:bidi="en_US"/>
-          </w:rPr>
-          <w:rPr>
-            <w:color w:val="0000EE"/>
-            <w:u w:val="single"/>
-          </w:rPr>
-          <w:t>1 Corinthians 1:1–2</w:t>
-        </w:r>
-      </w:hyperlink>
+      <w:r>
+        <w:rPr>
+          <w:lang w:val="en_US" w:bidi="en_US"/>
+        </w:rPr>
+        <w:t>1 Corinthians 1:1–2</w:t>
+      </w:r>
       <w:r>
         <w:rPr>
           <w:lang w:val="en_US" w:bidi="en_US"/>
         </w:rPr>
         <w:t xml:space="preserve">; </w:t>
       </w:r>
-      <w:hyperlink r:id="rId44">
-        <w:r>
-          <w:rPr>
-            <w:lang w:val="en_US" w:bidi="en_US"/>
-          </w:rPr>
-          <w:rPr>
-            <w:color w:val="0000EE"/>
-            <w:u w:val="single"/>
-          </w:rPr>
-          <w:t>16:5–20</w:t>
-        </w:r>
-      </w:hyperlink>
+      <w:r>
+        <w:rPr>
+          <w:lang w:val="en_US" w:bidi="en_US"/>
+        </w:rPr>
+        <w:t>16:5–20</w:t>
+      </w:r>
       <w:r>
         <w:rPr>
           <w:lang w:val="en_US" w:bidi="en_US"/>
         </w:rPr>
         <w:t xml:space="preserve">; </w:t>
       </w:r>
-      <w:hyperlink r:id="rId45">
-        <w:r>
-          <w:rPr>
-            <w:lang w:val="en_US" w:bidi="en_US"/>
-          </w:rPr>
-          <w:rPr>
-            <w:color w:val="0000EE"/>
-            <w:u w:val="single"/>
-          </w:rPr>
-          <w:t>2 Corinthians 1:1</w:t>
-        </w:r>
-      </w:hyperlink>
+      <w:r>
+        <w:rPr>
+          <w:lang w:val="en_US" w:bidi="en_US"/>
+        </w:rPr>
+        <w:t>2 Corinthians 1:1</w:t>
+      </w:r>
       <w:r>
         <w:rPr>
           <w:lang w:val="en_US" w:bidi="en_US"/>
         </w:rPr>
         <w:t xml:space="preserve">; </w:t>
       </w:r>
-      <w:hyperlink r:id="rId46">
-        <w:r>
-          <w:rPr>
-            <w:lang w:val="en_US" w:bidi="en_US"/>
-          </w:rPr>
-          <w:rPr>
-            <w:color w:val="0000EE"/>
-            <w:u w:val="single"/>
-          </w:rPr>
-          <w:t>13:1</w:t>
-        </w:r>
-      </w:hyperlink>
+      <w:r>
+        <w:rPr>
+          <w:lang w:val="en_US" w:bidi="en_US"/>
+        </w:rPr>
+        <w:t>13:1</w:t>
+      </w:r>
       <w:r>
         <w:rPr>
           <w:lang w:val="en_US" w:bidi="en_US"/>
         </w:rPr>
         <w:t xml:space="preserve">; </w:t>
       </w:r>
-      <w:hyperlink r:id="rId47">
-        <w:r>
-          <w:rPr>
-            <w:lang w:val="en_US" w:bidi="en_US"/>
-          </w:rPr>
-          <w:rPr>
-            <w:color w:val="0000EE"/>
-            <w:u w:val="single"/>
-          </w:rPr>
-          <w:t>2 Timothy 4:20</w:t>
-        </w:r>
-      </w:hyperlink>
+      <w:r>
+        <w:rPr>
+          <w:lang w:val="en_US" w:bidi="en_US"/>
+        </w:rPr>
+        <w:t>2 Timothy 4:20</w:t>
+      </w:r>
       <w:r>
         <w:rPr>
           <w:lang w:val="en_US" w:bidi="en_US"/>
@@ -1183,18 +961,12 @@
         </w:rPr>
         <w:t xml:space="preserve">Cyrus II, king of Persia from 559 to 530 BC, founded the Persian Empire. His father was the king of Persia, a small nation under Media's control, and his mother was the daughter of the king of the Medes. In 549 BC, Cyrus conquered the Medes and united the two nations. He then conquered Lydia in Asia Minor in 547 BC. Turning east, he added Parthia and part of India to the Persian Empire. Finally, on October 29, 539 BC, Cyrus conquered Babylon and included Babylonia in his empire (see </w:t>
       </w:r>
-      <w:hyperlink r:id="rId48">
-        <w:r>
-          <w:rPr>
-            <w:lang w:val="en_US" w:bidi="en_US"/>
-          </w:rPr>
-          <w:rPr>
-            <w:color w:val="0000EE"/>
-            <w:u w:val="single"/>
-          </w:rPr>
-          <w:t>Daniel 5:30–31</w:t>
-        </w:r>
-      </w:hyperlink>
+      <w:r>
+        <w:rPr>
+          <w:lang w:val="en_US" w:bidi="en_US"/>
+        </w:rPr>
+        <w:t>Daniel 5:30–31</w:t>
+      </w:r>
       <w:r>
         <w:rPr>
           <w:lang w:val="en_US" w:bidi="en_US"/>
@@ -1215,36 +987,24 @@
         </w:rPr>
         <w:t xml:space="preserve">After conquering Babylon, Cyrus issued a decree allowing the Jewish people to return home and rebuild the Temple in Jerusalem. The part of this decree concerning the Jews is recorded in </w:t>
       </w:r>
-      <w:hyperlink r:id="rId49">
-        <w:r>
-          <w:rPr>
-            <w:lang w:val="en_US" w:bidi="en_US"/>
-          </w:rPr>
-          <w:rPr>
-            <w:color w:val="0000EE"/>
-            <w:u w:val="single"/>
-          </w:rPr>
-          <w:t>2 Chronicles 36:22–23</w:t>
-        </w:r>
-      </w:hyperlink>
+      <w:r>
+        <w:rPr>
+          <w:lang w:val="en_US" w:bidi="en_US"/>
+        </w:rPr>
+        <w:t>2 Chronicles 36:22–23</w:t>
+      </w:r>
       <w:r>
         <w:rPr>
           <w:lang w:val="en_US" w:bidi="en_US"/>
         </w:rPr>
         <w:t xml:space="preserve"> and </w:t>
       </w:r>
-      <w:hyperlink r:id="rId50">
-        <w:r>
-          <w:rPr>
-            <w:lang w:val="en_US" w:bidi="en_US"/>
-          </w:rPr>
-          <w:rPr>
-            <w:color w:val="0000EE"/>
-            <w:u w:val="single"/>
-          </w:rPr>
-          <w:t>Ezra 1:1–4</w:t>
-        </w:r>
-      </w:hyperlink>
+      <w:r>
+        <w:rPr>
+          <w:lang w:val="en_US" w:bidi="en_US"/>
+        </w:rPr>
+        <w:t>Ezra 1:1–4</w:t>
+      </w:r>
       <w:r>
         <w:rPr>
           <w:lang w:val="en_US" w:bidi="en_US"/>
@@ -1265,36 +1025,24 @@
         </w:rPr>
         <w:t>Isaiah identified Cyrus as the future liberator of Judah (</w:t>
       </w:r>
-      <w:hyperlink r:id="rId51">
-        <w:r>
-          <w:rPr>
-            <w:lang w:val="en_US" w:bidi="en_US"/>
-          </w:rPr>
-          <w:rPr>
-            <w:color w:val="0000EE"/>
-            <w:u w:val="single"/>
-          </w:rPr>
-          <w:t>Isaiah 44:28–45:13</w:t>
-        </w:r>
-      </w:hyperlink>
+      <w:r>
+        <w:rPr>
+          <w:lang w:val="en_US" w:bidi="en_US"/>
+        </w:rPr>
+        <w:t>Isaiah 44:28–45:13</w:t>
+      </w:r>
       <w:r>
         <w:rPr>
           <w:lang w:val="en_US" w:bidi="en_US"/>
         </w:rPr>
         <w:t>). Isaiah referred to Cyrus as the Lord’s anointed (</w:t>
       </w:r>
-      <w:hyperlink r:id="rId52">
-        <w:r>
-          <w:rPr>
-            <w:lang w:val="en_US" w:bidi="en_US"/>
-          </w:rPr>
-          <w:rPr>
-            <w:color w:val="0000EE"/>
-            <w:u w:val="single"/>
-          </w:rPr>
-          <w:t>Isaiah 45:1</w:t>
-        </w:r>
-      </w:hyperlink>
+      <w:r>
+        <w:rPr>
+          <w:lang w:val="en_US" w:bidi="en_US"/>
+        </w:rPr>
+        <w:t>Isaiah 45:1</w:t>
+      </w:r>
       <w:r>
         <w:rPr>
           <w:lang w:val="en_US" w:bidi="en_US"/>
@@ -1350,180 +1098,120 @@
           <w:lang w:val="en_US" w:bidi="en_US"/>
         </w:rPr>
       </w:r>
-      <w:hyperlink r:id="rId49">
-        <w:r>
-          <w:rPr>
-            <w:lang w:val="en_US" w:bidi="en_US"/>
-          </w:rPr>
-          <w:rPr>
-            <w:color w:val="0000EE"/>
-            <w:u w:val="single"/>
-          </w:rPr>
-          <w:t>2 Chronicles 36:22–23</w:t>
-        </w:r>
-      </w:hyperlink>
+      <w:r>
+        <w:rPr>
+          <w:lang w:val="en_US" w:bidi="en_US"/>
+        </w:rPr>
+        <w:t>2 Chronicles 36:22–23</w:t>
+      </w:r>
       <w:r>
         <w:rPr>
           <w:lang w:val="en_US" w:bidi="en_US"/>
         </w:rPr>
         <w:t xml:space="preserve">; </w:t>
       </w:r>
-      <w:hyperlink r:id="rId53">
-        <w:r>
-          <w:rPr>
-            <w:lang w:val="en_US" w:bidi="en_US"/>
-          </w:rPr>
-          <w:rPr>
-            <w:color w:val="0000EE"/>
-            <w:u w:val="single"/>
-          </w:rPr>
-          <w:t>Ezra 1:1–11</w:t>
-        </w:r>
-      </w:hyperlink>
+      <w:r>
+        <w:rPr>
+          <w:lang w:val="en_US" w:bidi="en_US"/>
+        </w:rPr>
+        <w:t>Ezra 1:1–11</w:t>
+      </w:r>
       <w:r>
         <w:rPr>
           <w:lang w:val="en_US" w:bidi="en_US"/>
         </w:rPr>
         <w:t xml:space="preserve">; </w:t>
       </w:r>
-      <w:hyperlink r:id="rId54">
-        <w:r>
-          <w:rPr>
-            <w:lang w:val="en_US" w:bidi="en_US"/>
-          </w:rPr>
-          <w:rPr>
-            <w:color w:val="0000EE"/>
-            <w:u w:val="single"/>
-          </w:rPr>
-          <w:t>3:7</w:t>
-        </w:r>
-      </w:hyperlink>
+      <w:r>
+        <w:rPr>
+          <w:lang w:val="en_US" w:bidi="en_US"/>
+        </w:rPr>
+        <w:t>3:7</w:t>
+      </w:r>
       <w:r>
         <w:rPr>
           <w:lang w:val="en_US" w:bidi="en_US"/>
         </w:rPr>
         <w:t xml:space="preserve">; </w:t>
       </w:r>
-      <w:hyperlink r:id="rId55">
-        <w:r>
-          <w:rPr>
-            <w:lang w:val="en_US" w:bidi="en_US"/>
-          </w:rPr>
-          <w:rPr>
-            <w:color w:val="0000EE"/>
-            <w:u w:val="single"/>
-          </w:rPr>
-          <w:t>4:1–5</w:t>
-        </w:r>
-      </w:hyperlink>
+      <w:r>
+        <w:rPr>
+          <w:lang w:val="en_US" w:bidi="en_US"/>
+        </w:rPr>
+        <w:t>4:1–5</w:t>
+      </w:r>
       <w:r>
         <w:rPr>
           <w:lang w:val="en_US" w:bidi="en_US"/>
         </w:rPr>
         <w:t xml:space="preserve">; </w:t>
       </w:r>
-      <w:hyperlink r:id="rId56">
-        <w:r>
-          <w:rPr>
-            <w:lang w:val="en_US" w:bidi="en_US"/>
-          </w:rPr>
-          <w:rPr>
-            <w:color w:val="0000EE"/>
-            <w:u w:val="single"/>
-          </w:rPr>
-          <w:t>5:6–17</w:t>
-        </w:r>
-      </w:hyperlink>
+      <w:r>
+        <w:rPr>
+          <w:lang w:val="en_US" w:bidi="en_US"/>
+        </w:rPr>
+        <w:t>5:6–17</w:t>
+      </w:r>
       <w:r>
         <w:rPr>
           <w:lang w:val="en_US" w:bidi="en_US"/>
         </w:rPr>
         <w:t xml:space="preserve">; </w:t>
       </w:r>
-      <w:hyperlink r:id="rId57">
-        <w:r>
-          <w:rPr>
-            <w:lang w:val="en_US" w:bidi="en_US"/>
-          </w:rPr>
-          <w:rPr>
-            <w:color w:val="0000EE"/>
-            <w:u w:val="single"/>
-          </w:rPr>
-          <w:t>6:14–15</w:t>
-        </w:r>
-      </w:hyperlink>
+      <w:r>
+        <w:rPr>
+          <w:lang w:val="en_US" w:bidi="en_US"/>
+        </w:rPr>
+        <w:t>6:14–15</w:t>
+      </w:r>
       <w:r>
         <w:rPr>
           <w:lang w:val="en_US" w:bidi="en_US"/>
         </w:rPr>
         <w:t xml:space="preserve">; </w:t>
       </w:r>
-      <w:hyperlink r:id="rId51">
-        <w:r>
-          <w:rPr>
-            <w:lang w:val="en_US" w:bidi="en_US"/>
-          </w:rPr>
-          <w:rPr>
-            <w:color w:val="0000EE"/>
-            <w:u w:val="single"/>
-          </w:rPr>
-          <w:t>Isaiah 44:28–45:13</w:t>
-        </w:r>
-      </w:hyperlink>
+      <w:r>
+        <w:rPr>
+          <w:lang w:val="en_US" w:bidi="en_US"/>
+        </w:rPr>
+        <w:t>Isaiah 44:28–45:13</w:t>
+      </w:r>
       <w:r>
         <w:rPr>
           <w:lang w:val="en_US" w:bidi="en_US"/>
         </w:rPr>
         <w:t xml:space="preserve">; </w:t>
       </w:r>
-      <w:hyperlink r:id="rId58">
-        <w:r>
-          <w:rPr>
-            <w:lang w:val="en_US" w:bidi="en_US"/>
-          </w:rPr>
-          <w:rPr>
-            <w:color w:val="0000EE"/>
-            <w:u w:val="single"/>
-          </w:rPr>
-          <w:t>48:14–16</w:t>
-        </w:r>
-      </w:hyperlink>
+      <w:r>
+        <w:rPr>
+          <w:lang w:val="en_US" w:bidi="en_US"/>
+        </w:rPr>
+        <w:t>48:14–16</w:t>
+      </w:r>
       <w:r>
         <w:rPr>
           <w:lang w:val="en_US" w:bidi="en_US"/>
         </w:rPr>
         <w:t xml:space="preserve">; </w:t>
       </w:r>
-      <w:hyperlink r:id="rId59">
-        <w:r>
-          <w:rPr>
-            <w:lang w:val="en_US" w:bidi="en_US"/>
-          </w:rPr>
-          <w:rPr>
-            <w:color w:val="0000EE"/>
-            <w:u w:val="single"/>
-          </w:rPr>
-          <w:t>Daniel 6:28</w:t>
-        </w:r>
-      </w:hyperlink>
+      <w:r>
+        <w:rPr>
+          <w:lang w:val="en_US" w:bidi="en_US"/>
+        </w:rPr>
+        <w:t>Daniel 6:28</w:t>
+      </w:r>
       <w:r>
         <w:rPr>
           <w:lang w:val="en_US" w:bidi="en_US"/>
         </w:rPr>
         <w:t xml:space="preserve">; </w:t>
       </w:r>
-      <w:hyperlink r:id="rId60">
-        <w:r>
-          <w:rPr>
-            <w:lang w:val="en_US" w:bidi="en_US"/>
-          </w:rPr>
-          <w:rPr>
-            <w:color w:val="0000EE"/>
-            <w:u w:val="single"/>
-          </w:rPr>
-          <w:t>10:1</w:t>
-        </w:r>
-      </w:hyperlink>
+      <w:r>
+        <w:rPr>
+          <w:lang w:val="en_US" w:bidi="en_US"/>
+        </w:rPr>
+        <w:t>10:1</w:t>
+      </w:r>
       <w:r>
         <w:rPr>
           <w:lang w:val="en_US" w:bidi="en_US"/>
